--- a/src/main/resources/com/example/museumcatalog/templates/temporary_storage.docx
+++ b/src/main/resources/com/example/museumcatalog/templates/temporary_storage.docx
@@ -258,6 +258,7 @@
     </w:p>
     <w:p>
       <w:pPr>
+        <w:jc w:val="both"/>
         <w:rPr>
           <w:rFonts w:ascii="Times New Roman" w:eastAsia="Times New Roman" w:hAnsi="Times New Roman" w:cs="Times New Roman"/>
           <w:sz w:val="28"/>
@@ -283,6 +284,7 @@
     </w:p>
     <w:p>
       <w:pPr>
+        <w:jc w:val="both"/>
         <w:rPr>
           <w:rFonts w:ascii="Times New Roman" w:eastAsia="Calibri" w:hAnsi="Times New Roman" w:cs="Times New Roman"/>
           <w:sz w:val="28"/>
@@ -350,23 +352,14 @@
     </w:p>
     <w:p>
       <w:pPr>
-        <w:spacing w:after="0" w:line="240" w:lineRule="auto"/>
-        <w:rPr>
-          <w:rFonts w:ascii="Times New Roman" w:eastAsia="Times New Roman" w:hAnsi="Times New Roman" w:cs="Times New Roman"/>
-          <w:sz w:val="24"/>
-          <w:szCs w:val="24"/>
+        <w:jc w:val="both"/>
+        <w:rPr>
+          <w:rFonts w:ascii="Times New Roman" w:eastAsia="Calibri" w:hAnsi="Times New Roman" w:cs="Times New Roman"/>
+          <w:sz w:val="28"/>
+          <w:szCs w:val="28"/>
+          <w:lang w:eastAsia="en-US"/>
         </w:rPr>
       </w:pPr>
-    </w:p>
-    <w:p>
-      <w:pPr>
-        <w:rPr>
-          <w:rFonts w:ascii="Times New Roman" w:eastAsia="Calibri" w:hAnsi="Times New Roman" w:cs="Times New Roman"/>
-          <w:sz w:val="28"/>
-          <w:szCs w:val="28"/>
-          <w:lang w:eastAsia="en-US"/>
-        </w:rPr>
-      </w:pPr>
       <w:r>
         <w:rPr>
           <w:rFonts w:ascii="Times New Roman" w:eastAsia="Calibri" w:hAnsi="Times New Roman" w:cs="Times New Roman"/>
@@ -386,6 +379,8 @@
         </w:rPr>
         <w:t xml:space="preserve"> во временное пользование музею следующие предметы музейного значения:</w:t>
       </w:r>
+      <w:bookmarkStart w:id="0" w:name="_GoBack"/>
+      <w:bookmarkEnd w:id="0"/>
     </w:p>
     <w:tbl>
       <w:tblPr>
@@ -412,7 +407,6 @@
                 <w:szCs w:val="28"/>
               </w:rPr>
             </w:pPr>
-            <w:bookmarkStart w:id="0" w:name="_GoBack" w:colFirst="0" w:colLast="3"/>
           </w:p>
           <w:p>
             <w:pPr>
@@ -1277,7 +1271,6 @@
                 <w:sz w:val="28"/>
                 <w:szCs w:val="28"/>
               </w:rPr>
-              <w:lastRenderedPageBreak/>
               <w:t>10</w:t>
             </w:r>
           </w:p>
@@ -1359,6 +1352,7 @@
                 <w:sz w:val="28"/>
                 <w:szCs w:val="28"/>
               </w:rPr>
+              <w:lastRenderedPageBreak/>
               <w:t>11</w:t>
             </w:r>
           </w:p>
@@ -1754,7 +1748,6 @@
         </w:tc>
       </w:tr>
     </w:tbl>
-    <w:bookmarkEnd w:id="0"/>
     <w:p>
       <w:pPr>
         <w:tabs>
